--- a/faltantes/pendientes/ITC-VI-PO-002-08 REPORTE BIMESTRAL SERV. SOCIAL.docx
+++ b/faltantes/pendientes/ITC-VI-PO-002-08 REPORTE BIMESTRAL SERV. SOCIAL.docx
@@ -1,6 +1,6 @@
 
 <file path=word/document.xml><?xml version="1.0" encoding="utf-8"?>
-<w:document xmlns:wpc="http://schemas.microsoft.com/office/word/2010/wordprocessingCanvas" xmlns:cx="http://schemas.microsoft.com/office/drawing/2014/chartex" xmlns:cx1="http://schemas.microsoft.com/office/drawing/2015/9/8/chartex" xmlns:cx2="http://schemas.microsoft.com/office/drawing/2015/10/21/chartex" xmlns:cx3="http://schemas.microsoft.com/office/drawing/2016/5/9/chartex" xmlns:cx4="http://schemas.microsoft.com/office/drawing/2016/5/10/chartex" xmlns:cx5="http://schemas.microsoft.com/office/drawing/2016/5/11/chartex" xmlns:cx6="http://schemas.microsoft.com/office/drawing/2016/5/12/chartex" xmlns:cx7="http://schemas.microsoft.com/office/drawing/2016/5/13/chartex" xmlns:cx8="http://schemas.microsoft.com/office/drawing/2016/5/14/chartex" xmlns:mc="http://schemas.openxmlformats.org/markup-compatibility/2006" xmlns:aink="http://schemas.microsoft.com/office/drawing/2016/ink" xmlns:am3d="http://schemas.microsoft.com/office/drawing/2017/model3d" xmlns:o="urn:schemas-microsoft-com:office:office" xmlns:oel="http://schemas.microsoft.com/office/2019/extlst" xmlns:r="http://schemas.openxmlformats.org/officeDocument/2006/relationships" xmlns:m="http://schemas.openxmlformats.org/officeDocument/2006/math" xmlns:v="urn:schemas-microsoft-com:vml" xmlns:wp14="http://schemas.microsoft.com/office/word/2010/wordprocessingDrawing" xmlns:wp="http://schemas.openxmlformats.org/drawingml/2006/wordprocessingDrawing" xmlns:w10="urn:schemas-microsoft-com:office:word" xmlns:w="http://schemas.openxmlformats.org/wordprocessingml/2006/main" xmlns:w14="http://schemas.microsoft.com/office/word/2010/wordml" xmlns:w15="http://schemas.microsoft.com/office/word/2012/wordml" xmlns:w16cex="http://schemas.microsoft.com/office/word/2018/wordml/cex" xmlns:w16cid="http://schemas.microsoft.com/office/word/2016/wordml/cid" xmlns:w16="http://schemas.microsoft.com/office/word/2018/wordml" xmlns:w16du="http://schemas.microsoft.com/office/word/2023/wordml/word16du" xmlns:w16sdtdh="http://schemas.microsoft.com/office/word/2020/wordml/sdtdatahash" xmlns:w16sdtfl="http://schemas.microsoft.com/office/word/2024/wordml/sdtformatlock" xmlns:w16se="http://schemas.microsoft.com/office/word/2015/wordml/symex" xmlns:wpg="http://schemas.microsoft.com/office/word/2010/wordprocessingGroup" xmlns:wpi="http://schemas.microsoft.com/office/word/2010/wordprocessingInk" xmlns:wne="http://schemas.microsoft.com/office/word/2006/wordml" xmlns:wps="http://schemas.microsoft.com/office/word/2010/wordprocessingShape" mc:Ignorable="w14 w15 w16se w16cid w16 w16cex w16sdtdh w16sdtfl w16du wp14">
+<w:document xmlns:wpc="http://schemas.microsoft.com/office/word/2010/wordprocessingCanvas" xmlns:mc="http://schemas.openxmlformats.org/markup-compatibility/2006" xmlns:o="urn:schemas-microsoft-com:office:office" xmlns:r="http://schemas.openxmlformats.org/officeDocument/2006/relationships" xmlns:m="http://schemas.openxmlformats.org/officeDocument/2006/math" xmlns:v="urn:schemas-microsoft-com:vml" xmlns:wp14="http://schemas.microsoft.com/office/word/2010/wordprocessingDrawing" xmlns:wp="http://schemas.openxmlformats.org/drawingml/2006/wordprocessingDrawing" xmlns:w10="urn:schemas-microsoft-com:office:word" xmlns:w="http://schemas.openxmlformats.org/wordprocessingml/2006/main" xmlns:w14="http://schemas.microsoft.com/office/word/2010/wordml" xmlns:w15="http://schemas.microsoft.com/office/word/2012/wordml" xmlns:wpg="http://schemas.microsoft.com/office/word/2010/wordprocessingGroup" xmlns:wpi="http://schemas.microsoft.com/office/word/2010/wordprocessingInk" xmlns:wne="http://schemas.microsoft.com/office/word/2006/wordml" xmlns:wps="http://schemas.microsoft.com/office/word/2010/wordprocessingShape" mc:Ignorable="w14 w15 wp14">
   <w:body>
     <w:p>
       <w:pPr>
@@ -79,7 +79,7 @@
           <w:b/>
           <w:bCs/>
         </w:rPr>
-        <w:t>REPORTE No. ___1____</w:t>
+        <w:t>REPORTE No.            1</w:t>
       </w:r>
     </w:p>
     <w:p>
@@ -102,40 +102,7 @@
         <w:rPr>
           <w:rFonts w:ascii="Arial" w:eastAsia="Arial" w:hAnsi="Arial" w:cs="Arial"/>
         </w:rPr>
-        <w:t>Nombre: (2) ___________</w:t>
-      </w:r>
-      <w:r>
-        <w:rPr>
-          <w:rFonts w:ascii="Arial" w:eastAsia="Arial" w:hAnsi="Arial" w:cs="Arial"/>
-          <w:u w:val="single"/>
-        </w:rPr>
-        <w:t xml:space="preserve">LEON  _</w:t>
-      </w:r>
-      <w:r>
-        <w:rPr>
-          <w:rFonts w:ascii="Arial" w:eastAsia="Arial" w:hAnsi="Arial" w:cs="Arial"/>
-        </w:rPr>
-        <w:t>_______________</w:t>
-      </w:r>
-      <w:r>
-        <w:rPr>
-          <w:rFonts w:ascii="Arial" w:eastAsia="Arial" w:hAnsi="Arial" w:cs="Arial"/>
-          <w:u w:val="single"/>
-        </w:rPr>
-        <w:t xml:space="preserve">___CUPUL __</w:t>
-      </w:r>
-      <w:r>
-        <w:rPr>
-          <w:rFonts w:ascii="Arial" w:eastAsia="Arial" w:hAnsi="Arial" w:cs="Arial"/>
-        </w:rPr>
-        <w:t>____________</w:t>
-      </w:r>
-      <w:r>
-        <w:rPr>
-          <w:rFonts w:ascii="Arial" w:eastAsia="Arial" w:hAnsi="Arial" w:cs="Arial"/>
-          <w:u w:val="single"/>
-        </w:rPr>
-        <w:t xml:space="preserve">JUAN MIGUEL </w:t>
+        <w:t xml:space="preserve">Nombre: (2) </w:t>
       </w:r>
     </w:p>
     <w:p>
@@ -149,13 +116,43 @@
           <w:rFonts w:ascii="Arial" w:eastAsia="Arial" w:hAnsi="Arial" w:cs="Arial"/>
         </w:rPr>
         <w:tab/>
+      </w:r>
+      <w:r>
+        <w:rPr>
+          <w:rFonts w:ascii="Arial" w:eastAsia="Arial" w:hAnsi="Arial" w:cs="Arial"/>
+        </w:rPr>
         <w:tab/>
+      </w:r>
+      <w:r>
+        <w:rPr>
+          <w:rFonts w:ascii="Arial" w:eastAsia="Arial" w:hAnsi="Arial" w:cs="Arial"/>
+        </w:rPr>
         <w:tab/>
         <w:t>Apellido Paterno</w:t>
+      </w:r>
+      <w:r>
+        <w:rPr>
+          <w:rFonts w:ascii="Arial" w:eastAsia="Arial" w:hAnsi="Arial" w:cs="Arial"/>
+        </w:rPr>
         <w:tab/>
+      </w:r>
+      <w:r>
+        <w:rPr>
+          <w:rFonts w:ascii="Arial" w:eastAsia="Arial" w:hAnsi="Arial" w:cs="Arial"/>
+        </w:rPr>
         <w:tab/>
         <w:t>Apellido Materno</w:t>
+      </w:r>
+      <w:r>
+        <w:rPr>
+          <w:rFonts w:ascii="Arial" w:eastAsia="Arial" w:hAnsi="Arial" w:cs="Arial"/>
+        </w:rPr>
         <w:tab/>
+      </w:r>
+      <w:r>
+        <w:rPr>
+          <w:rFonts w:ascii="Arial" w:eastAsia="Arial" w:hAnsi="Arial" w:cs="Arial"/>
+        </w:rPr>
         <w:tab/>
         <w:t>Nombre (s)</w:t>
       </w:r>
@@ -178,12 +175,32 @@
         <w:rPr>
           <w:rFonts w:ascii="Arial" w:eastAsia="Arial" w:hAnsi="Arial" w:cs="Arial"/>
         </w:rPr>
-        <w:t xml:space="preserve">Carrera: (3)  Ingeniería en Sistemas Computacionales </w:t>
+        <w:t xml:space="preserve">Carrera: (3)  </w:t>
+      </w:r>
+      <w:r>
+        <w:rPr>
+          <w:rFonts w:ascii="Arial" w:eastAsia="Arial" w:hAnsi="Arial" w:cs="Arial"/>
+        </w:rPr>
+        <w:t xml:space="preserve">                                                                       </w:t>
+      </w:r>
+      <w:r>
+        <w:rPr>
+          <w:rFonts w:ascii="Arial" w:eastAsia="Arial" w:hAnsi="Arial" w:cs="Arial"/>
+        </w:rPr>
         <w:tab/>
+      </w:r>
+      <w:r>
+        <w:rPr>
+          <w:rFonts w:ascii="Arial" w:eastAsia="Arial" w:hAnsi="Arial" w:cs="Arial"/>
+        </w:rPr>
         <w:tab/>
+      </w:r>
+      <w:r>
+        <w:rPr>
+          <w:rFonts w:ascii="Arial" w:eastAsia="Arial" w:hAnsi="Arial" w:cs="Arial"/>
+        </w:rPr>
         <w:tab/>
-        <w:tab/>
-        <w:t>No de Control (4) 22530305</w:t>
+        <w:t xml:space="preserve">No de Control (4) </w:t>
       </w:r>
     </w:p>
     <w:p>
@@ -232,7 +249,13 @@
         <w:rPr>
           <w:rFonts w:ascii="Arial" w:eastAsia="Arial" w:hAnsi="Arial" w:cs="Arial"/>
         </w:rPr>
-        <w:t xml:space="preserve">día: (5) 15 de julio del 2026;    al día 15 de septiembre del 2026   </w:t>
+        <w:t xml:space="preserve">día: (5)                    </w:t>
+      </w:r>
+      <w:r>
+        <w:rPr>
+          <w:rFonts w:ascii="Arial" w:eastAsia="Arial" w:hAnsi="Arial" w:cs="Arial"/>
+        </w:rPr>
+        <w:t xml:space="preserve">   </w:t>
       </w:r>
     </w:p>
     <w:p>
@@ -252,7 +275,7 @@
         <w:rPr>
           <w:rFonts w:ascii="Arial" w:eastAsia="Arial" w:hAnsi="Arial" w:cs="Arial"/>
         </w:rPr>
-        <w:t xml:space="preserve">Dependencia:(6) Instituto Tecnológico de Cancún </w:t>
+        <w:t xml:space="preserve">Dependencia:(6) </w:t>
       </w:r>
     </w:p>
     <w:p>
@@ -265,7 +288,13 @@
         <w:rPr>
           <w:rFonts w:ascii="Arial" w:eastAsia="Arial" w:hAnsi="Arial" w:cs="Arial"/>
         </w:rPr>
-        <w:t xml:space="preserve">Programa:(7) Soporte Técnico en Laboratorio de Cómputo </w:t>
+        <w:t xml:space="preserve">Programa:(7) </w:t>
+      </w:r>
+      <w:r>
+        <w:rPr>
+          <w:rFonts w:ascii="Arial" w:eastAsia="Arial" w:hAnsi="Arial" w:cs="Arial"/>
+        </w:rPr>
+        <w:t xml:space="preserve"> </w:t>
       </w:r>
     </w:p>
     <w:p>
@@ -294,12 +323,20 @@
           <w:rFonts w:ascii="Arial" w:eastAsia="Arial" w:hAnsi="Arial" w:cs="Arial"/>
         </w:rPr>
       </w:pPr>
-      <w:r>
-        <w:rPr>
-          <w:rFonts w:ascii="Arial" w:eastAsia="Arial" w:hAnsi="Arial" w:cs="Arial"/>
-        </w:rPr>
-        <w:t xml:space="preserve">Mantenimiento correctivo y preventivo a nivel software y hardware en los equipos del centro de cómputo; diagnóstico y solución de fallas en la infraestructura de red del campus; asistencia de soporte técnico a nivel usuario a alumnos y personal del instituto; instalación de software requerido en los laboratorios de cómputo; y actualizaciones a nivel hardware de los equipos de cómputo.</w:t>
-      </w:r>
+    </w:p>
+    <w:p>
+      <w:pPr>
+        <w:rPr>
+          <w:rFonts w:ascii="Arial" w:eastAsia="Arial" w:hAnsi="Arial" w:cs="Arial"/>
+        </w:rPr>
+      </w:pPr>
+    </w:p>
+    <w:p>
+      <w:pPr>
+        <w:rPr>
+          <w:rFonts w:ascii="Arial" w:eastAsia="Arial" w:hAnsi="Arial" w:cs="Arial"/>
+        </w:rPr>
+      </w:pPr>
     </w:p>
     <w:p>
       <w:pPr>
@@ -320,18 +357,15 @@
           <w:b/>
           <w:bCs/>
         </w:rPr>
-        <w:t xml:space="preserve">Total de horas de este reporte: (9) ___</w:t>
+        <w:t>Total d</w:t>
       </w:r>
       <w:r>
         <w:rPr>
           <w:rFonts w:ascii="Arial" w:eastAsia="Arial" w:hAnsi="Arial" w:cs="Arial"/>
           <w:b/>
           <w:bCs/>
-          <w:i/>
-          <w:iCs/>
-          <w:u w:val="single"/>
-        </w:rPr>
-        <w:t xml:space="preserve">180</w:t>
+        </w:rPr>
+        <w:t xml:space="preserve">e horas de este reporte: (9)                   </w:t>
       </w:r>
       <w:r>
         <w:rPr>
@@ -339,26 +373,15 @@
           <w:b/>
           <w:bCs/>
         </w:rPr>
-        <w:t>___Total de horas acumuladas: (10) ______</w:t>
+        <w:t xml:space="preserve">Total </w:t>
       </w:r>
       <w:r>
         <w:rPr>
           <w:rFonts w:ascii="Arial" w:eastAsia="Arial" w:hAnsi="Arial" w:cs="Arial"/>
           <w:b/>
           <w:bCs/>
-          <w:i/>
-          <w:iCs/>
-          <w:u w:val="single"/>
-        </w:rPr>
-        <w:t xml:space="preserve">180</w:t>
-      </w:r>
-      <w:r>
-        <w:rPr>
-          <w:rFonts w:ascii="Arial" w:eastAsia="Arial" w:hAnsi="Arial" w:cs="Arial"/>
-          <w:b/>
-          <w:bCs/>
-        </w:rPr>
-        <w:t>________</w:t>
+        </w:rPr>
+        <w:t xml:space="preserve">de horas acumuladas: (10)             </w:t>
       </w:r>
     </w:p>
     <w:p>
@@ -472,7 +495,7 @@
               <w:rPr>
                 <w:rFonts w:ascii="Arial" w:eastAsia="Arial" w:hAnsi="Arial" w:cs="Arial"/>
               </w:rPr>
-              <w:t>__________________________</w:t>
+              <w:t>___________________________</w:t>
             </w:r>
           </w:p>
           <w:p>
@@ -486,7 +509,7 @@
               <w:rPr>
                 <w:rFonts w:ascii="Arial" w:eastAsia="Arial" w:hAnsi="Arial" w:cs="Arial"/>
               </w:rPr>
-              <w:t xml:space="preserve">N0MBRE,PUESTO Y FIRMA DEL SUPERVISOR (A)</w:t>
+              <w:t>N0MBRE,PUESTO Y FIRMA DEL SUPERVISOR (A)</w:t>
             </w:r>
           </w:p>
         </w:tc>
@@ -648,7 +671,6 @@
           </w:p>
           <w:p>
             <w:pPr>
-              <w:jc w:val="center"/>
               <w:rPr>
                 <w:rFonts w:ascii="Arial" w:eastAsia="Arial" w:hAnsi="Arial" w:cs="Arial"/>
               </w:rPr>
@@ -657,7 +679,7 @@
               <w:rPr>
                 <w:rFonts w:ascii="Arial" w:eastAsia="Arial" w:hAnsi="Arial" w:cs="Arial"/>
               </w:rPr>
-              <w:t>_____________________________</w:t>
+              <w:t xml:space="preserve"> _____________________________</w:t>
             </w:r>
           </w:p>
           <w:p>
@@ -744,6 +766,8 @@
                 <w:rFonts w:ascii="Arial" w:eastAsia="Arial" w:hAnsi="Arial" w:cs="Arial"/>
               </w:rPr>
             </w:pPr>
+            <w:bookmarkStart w:id="0" w:name="_GoBack"/>
+            <w:bookmarkEnd w:id="0"/>
           </w:p>
           <w:p>
             <w:pPr>
@@ -764,7 +788,7 @@
               <w:rPr>
                 <w:rFonts w:ascii="Arial" w:eastAsia="Arial" w:hAnsi="Arial" w:cs="Arial"/>
               </w:rPr>
-              <w:t>________________(14)_____________</w:t>
+              <w:t>_____________(14)______________</w:t>
             </w:r>
           </w:p>
           <w:p>
@@ -774,11 +798,19 @@
                 <w:rFonts w:ascii="Arial" w:eastAsia="Arial" w:hAnsi="Arial" w:cs="Arial"/>
               </w:rPr>
             </w:pPr>
+            <w:proofErr w:type="spellStart"/>
             <w:r>
               <w:rPr>
                 <w:rFonts w:ascii="Arial" w:eastAsia="Arial" w:hAnsi="Arial" w:cs="Arial"/>
               </w:rPr>
-              <w:t>Vo. Bo. OFICINA SERVICIO SOCIAL</w:t>
+              <w:t>Vo</w:t>
+            </w:r>
+            <w:proofErr w:type="spellEnd"/>
+            <w:r>
+              <w:rPr>
+                <w:rFonts w:ascii="Arial" w:eastAsia="Arial" w:hAnsi="Arial" w:cs="Arial"/>
+              </w:rPr>
+              <w:t>. Bo. OFICINA SERVICIO SOCIAL</w:t>
             </w:r>
           </w:p>
           <w:p>
@@ -830,1091 +862,15 @@
     </w:p>
     <w:p>
       <w:pPr>
+        <w:tabs>
+          <w:tab w:val="left" w:pos="851"/>
+        </w:tabs>
         <w:jc w:val="both"/>
         <w:rPr>
           <w:rFonts w:ascii="Arial" w:eastAsia="Arial" w:hAnsi="Arial" w:cs="Arial"/>
         </w:rPr>
       </w:pPr>
-      <w:r>
-        <w:br w:type="page"/>
-      </w:r>
-    </w:p>
-    <w:p>
-      <w:pPr>
-        <w:ind w:left="851"/>
-        <w:jc w:val="center"/>
-        <w:rPr>
-          <w:rFonts w:ascii="Arial" w:eastAsia="Arial" w:hAnsi="Arial" w:cs="Arial"/>
-          <w:sz w:val="24"/>
-          <w:szCs w:val="24"/>
-        </w:rPr>
-      </w:pPr>
-      <w:r>
-        <w:rPr>
-          <w:rFonts w:ascii="Arial" w:eastAsia="Arial" w:hAnsi="Arial" w:cs="Arial"/>
-          <w:b/>
-          <w:bCs/>
-          <w:sz w:val="24"/>
-          <w:szCs w:val="24"/>
-        </w:rPr>
-        <w:lastRenderedPageBreak/>
-        <w:t>INSTRUCTIVO DE LLENADO</w:t>
-      </w:r>
-    </w:p>
-    <w:p>
-      <w:pPr>
-        <w:jc w:val="center"/>
-        <w:rPr>
-          <w:rFonts w:ascii="Arial" w:eastAsia="Arial" w:hAnsi="Arial" w:cs="Arial"/>
-        </w:rPr>
-      </w:pPr>
-    </w:p>
-    <w:p>
-      <w:pPr>
-        <w:rPr>
-          <w:rFonts w:ascii="Arial" w:eastAsia="Arial" w:hAnsi="Arial" w:cs="Arial"/>
-        </w:rPr>
-      </w:pPr>
-    </w:p>
-    <w:tbl>
-      <w:tblPr>
-        <w:tblStyle w:val="a0"/>
-        <w:tblW w:w="10065" w:type="dxa"/>
-        <w:tblInd w:w="0" w:type="dxa"/>
-        <w:tblBorders>
-          <w:top w:val="single" w:sz="4" w:space="0" w:color="000000"/>
-          <w:left w:val="single" w:sz="4" w:space="0" w:color="000000"/>
-          <w:bottom w:val="single" w:sz="4" w:space="0" w:color="000000"/>
-          <w:right w:val="single" w:sz="4" w:space="0" w:color="000000"/>
-          <w:insideH w:val="single" w:sz="4" w:space="0" w:color="000000"/>
-          <w:insideV w:val="single" w:sz="4" w:space="0" w:color="000000"/>
-        </w:tblBorders>
-        <w:tblLayout w:type="fixed"/>
-        <w:tblLook w:val="0000" w:firstRow="0" w:lastRow="0" w:firstColumn="0" w:lastColumn="0" w:noHBand="0" w:noVBand="0"/>
-      </w:tblPr>
-      <w:tblGrid>
-        <w:gridCol w:w="1689"/>
-        <w:gridCol w:w="8376"/>
-      </w:tblGrid>
-      <w:tr>
-        <w:tc>
-          <w:tcPr>
-            <w:tcW w:w="1689" w:type="dxa"/>
-          </w:tcPr>
-          <w:p>
-            <w:pPr>
-              <w:pBdr>
-                <w:top w:val="nil"/>
-                <w:left w:val="nil"/>
-                <w:bottom w:val="nil"/>
-                <w:right w:val="nil"/>
-                <w:between w:val="nil"/>
-              </w:pBdr>
-              <w:tabs>
-                <w:tab w:val="center" w:pos="4419"/>
-                <w:tab w:val="right" w:pos="8838"/>
-                <w:tab w:val="left" w:pos="851"/>
-              </w:tabs>
-              <w:jc w:val="center"/>
-              <w:rPr>
-                <w:rFonts w:ascii="Arial" w:eastAsia="Arial" w:hAnsi="Arial" w:cs="Arial"/>
-                <w:color w:val="000000"/>
-                <w:sz w:val="24"/>
-                <w:szCs w:val="24"/>
-              </w:rPr>
-            </w:pPr>
-            <w:r>
-              <w:rPr>
-                <w:rFonts w:ascii="Arial" w:eastAsia="Arial" w:hAnsi="Arial" w:cs="Arial"/>
-                <w:b/>
-                <w:bCs/>
-                <w:color w:val="000000"/>
-                <w:sz w:val="24"/>
-                <w:szCs w:val="24"/>
-              </w:rPr>
-              <w:t>Número</w:t>
-            </w:r>
-          </w:p>
-        </w:tc>
-        <w:tc>
-          <w:tcPr>
-            <w:tcW w:w="8376" w:type="dxa"/>
-          </w:tcPr>
-          <w:p>
-            <w:pPr>
-              <w:pBdr>
-                <w:top w:val="nil"/>
-                <w:left w:val="nil"/>
-                <w:bottom w:val="nil"/>
-                <w:right w:val="nil"/>
-                <w:between w:val="nil"/>
-              </w:pBdr>
-              <w:tabs>
-                <w:tab w:val="center" w:pos="4419"/>
-                <w:tab w:val="right" w:pos="8838"/>
-                <w:tab w:val="left" w:pos="851"/>
-              </w:tabs>
-              <w:jc w:val="center"/>
-              <w:rPr>
-                <w:rFonts w:ascii="Arial" w:eastAsia="Arial" w:hAnsi="Arial" w:cs="Arial"/>
-                <w:color w:val="000000"/>
-                <w:sz w:val="24"/>
-                <w:szCs w:val="24"/>
-              </w:rPr>
-            </w:pPr>
-            <w:r>
-              <w:rPr>
-                <w:rFonts w:ascii="Arial" w:eastAsia="Arial" w:hAnsi="Arial" w:cs="Arial"/>
-                <w:b/>
-                <w:bCs/>
-                <w:color w:val="000000"/>
-                <w:sz w:val="24"/>
-                <w:szCs w:val="24"/>
-              </w:rPr>
-              <w:t>Descripción</w:t>
-            </w:r>
-          </w:p>
-        </w:tc>
-      </w:tr>
-      <w:tr>
-        <w:tc>
-          <w:tcPr>
-            <w:tcW w:w="1689" w:type="dxa"/>
-          </w:tcPr>
-          <w:p>
-            <w:pPr>
-              <w:pBdr>
-                <w:top w:val="nil"/>
-                <w:left w:val="nil"/>
-                <w:bottom w:val="nil"/>
-                <w:right w:val="nil"/>
-                <w:between w:val="nil"/>
-              </w:pBdr>
-              <w:tabs>
-                <w:tab w:val="center" w:pos="4419"/>
-                <w:tab w:val="right" w:pos="8838"/>
-                <w:tab w:val="left" w:pos="851"/>
-              </w:tabs>
-              <w:jc w:val="center"/>
-              <w:rPr>
-                <w:rFonts w:ascii="Arial" w:eastAsia="Arial" w:hAnsi="Arial" w:cs="Arial"/>
-                <w:color w:val="000000"/>
-              </w:rPr>
-            </w:pPr>
-            <w:r>
-              <w:rPr>
-                <w:rFonts w:ascii="Arial" w:eastAsia="Arial" w:hAnsi="Arial" w:cs="Arial"/>
-                <w:color w:val="000000"/>
-              </w:rPr>
-              <w:t>1</w:t>
-            </w:r>
-          </w:p>
-        </w:tc>
-        <w:tc>
-          <w:tcPr>
-            <w:tcW w:w="8376" w:type="dxa"/>
-          </w:tcPr>
-          <w:p>
-            <w:pPr>
-              <w:pBdr>
-                <w:top w:val="nil"/>
-                <w:left w:val="nil"/>
-                <w:bottom w:val="nil"/>
-                <w:right w:val="nil"/>
-                <w:between w:val="nil"/>
-              </w:pBdr>
-              <w:tabs>
-                <w:tab w:val="center" w:pos="4419"/>
-                <w:tab w:val="right" w:pos="8838"/>
-                <w:tab w:val="left" w:pos="851"/>
-              </w:tabs>
-              <w:rPr>
-                <w:rFonts w:ascii="Arial" w:eastAsia="Arial" w:hAnsi="Arial" w:cs="Arial"/>
-                <w:color w:val="000000"/>
-              </w:rPr>
-            </w:pPr>
-            <w:r>
-              <w:rPr>
-                <w:rFonts w:ascii="Arial" w:eastAsia="Arial" w:hAnsi="Arial" w:cs="Arial"/>
-                <w:color w:val="000000"/>
-              </w:rPr>
-              <w:t>Anotar el número del reporte correspondiente.</w:t>
-            </w:r>
-          </w:p>
-        </w:tc>
-      </w:tr>
-      <w:tr>
-        <w:tc>
-          <w:tcPr>
-            <w:tcW w:w="1689" w:type="dxa"/>
-          </w:tcPr>
-          <w:p>
-            <w:pPr>
-              <w:pBdr>
-                <w:top w:val="nil"/>
-                <w:left w:val="nil"/>
-                <w:bottom w:val="nil"/>
-                <w:right w:val="nil"/>
-                <w:between w:val="nil"/>
-              </w:pBdr>
-              <w:tabs>
-                <w:tab w:val="center" w:pos="4419"/>
-                <w:tab w:val="right" w:pos="8838"/>
-                <w:tab w:val="left" w:pos="851"/>
-              </w:tabs>
-              <w:jc w:val="center"/>
-              <w:rPr>
-                <w:rFonts w:ascii="Arial" w:eastAsia="Arial" w:hAnsi="Arial" w:cs="Arial"/>
-                <w:color w:val="000000"/>
-              </w:rPr>
-            </w:pPr>
-            <w:r>
-              <w:rPr>
-                <w:rFonts w:ascii="Arial" w:eastAsia="Arial" w:hAnsi="Arial" w:cs="Arial"/>
-                <w:color w:val="000000"/>
-              </w:rPr>
-              <w:t>2</w:t>
-            </w:r>
-          </w:p>
-        </w:tc>
-        <w:tc>
-          <w:tcPr>
-            <w:tcW w:w="8376" w:type="dxa"/>
-          </w:tcPr>
-          <w:p>
-            <w:pPr>
-              <w:pBdr>
-                <w:top w:val="nil"/>
-                <w:left w:val="nil"/>
-                <w:bottom w:val="nil"/>
-                <w:right w:val="nil"/>
-                <w:between w:val="nil"/>
-              </w:pBdr>
-              <w:tabs>
-                <w:tab w:val="center" w:pos="4419"/>
-                <w:tab w:val="right" w:pos="8838"/>
-                <w:tab w:val="left" w:pos="851"/>
-              </w:tabs>
-              <w:rPr>
-                <w:rFonts w:ascii="Arial" w:eastAsia="Arial" w:hAnsi="Arial" w:cs="Arial"/>
-                <w:color w:val="000000"/>
-              </w:rPr>
-            </w:pPr>
-            <w:r>
-              <w:rPr>
-                <w:rFonts w:ascii="Arial" w:eastAsia="Arial" w:hAnsi="Arial" w:cs="Arial"/>
-                <w:color w:val="000000"/>
-              </w:rPr>
-              <w:t>Anotar el apellido paterno, materno y nombre (s) del prestante de Servicio Social.</w:t>
-            </w:r>
-          </w:p>
-        </w:tc>
-      </w:tr>
-      <w:tr>
-        <w:tc>
-          <w:tcPr>
-            <w:tcW w:w="1689" w:type="dxa"/>
-          </w:tcPr>
-          <w:p>
-            <w:pPr>
-              <w:pBdr>
-                <w:top w:val="nil"/>
-                <w:left w:val="nil"/>
-                <w:bottom w:val="nil"/>
-                <w:right w:val="nil"/>
-                <w:between w:val="nil"/>
-              </w:pBdr>
-              <w:tabs>
-                <w:tab w:val="center" w:pos="4419"/>
-                <w:tab w:val="right" w:pos="8838"/>
-                <w:tab w:val="left" w:pos="851"/>
-              </w:tabs>
-              <w:jc w:val="center"/>
-              <w:rPr>
-                <w:rFonts w:ascii="Arial" w:eastAsia="Arial" w:hAnsi="Arial" w:cs="Arial"/>
-                <w:color w:val="000000"/>
-              </w:rPr>
-            </w:pPr>
-            <w:r>
-              <w:rPr>
-                <w:rFonts w:ascii="Arial" w:eastAsia="Arial" w:hAnsi="Arial" w:cs="Arial"/>
-                <w:color w:val="000000"/>
-              </w:rPr>
-              <w:t>3</w:t>
-            </w:r>
-          </w:p>
-        </w:tc>
-        <w:tc>
-          <w:tcPr>
-            <w:tcW w:w="8376" w:type="dxa"/>
-          </w:tcPr>
-          <w:p>
-            <w:pPr>
-              <w:pBdr>
-                <w:top w:val="nil"/>
-                <w:left w:val="nil"/>
-                <w:bottom w:val="nil"/>
-                <w:right w:val="nil"/>
-                <w:between w:val="nil"/>
-              </w:pBdr>
-              <w:tabs>
-                <w:tab w:val="center" w:pos="4419"/>
-                <w:tab w:val="right" w:pos="8838"/>
-                <w:tab w:val="left" w:pos="851"/>
-              </w:tabs>
-              <w:rPr>
-                <w:rFonts w:ascii="Arial" w:eastAsia="Arial" w:hAnsi="Arial" w:cs="Arial"/>
-                <w:color w:val="000000"/>
-              </w:rPr>
-            </w:pPr>
-            <w:r>
-              <w:rPr>
-                <w:rFonts w:ascii="Arial" w:eastAsia="Arial" w:hAnsi="Arial" w:cs="Arial"/>
-                <w:color w:val="000000"/>
-              </w:rPr>
-              <w:t>Anotar el nombre de la carrera que cursa el prestante de Servicio Social.</w:t>
-            </w:r>
-          </w:p>
-        </w:tc>
-      </w:tr>
-      <w:tr>
-        <w:tc>
-          <w:tcPr>
-            <w:tcW w:w="1689" w:type="dxa"/>
-          </w:tcPr>
-          <w:p>
-            <w:pPr>
-              <w:pBdr>
-                <w:top w:val="nil"/>
-                <w:left w:val="nil"/>
-                <w:bottom w:val="nil"/>
-                <w:right w:val="nil"/>
-                <w:between w:val="nil"/>
-              </w:pBdr>
-              <w:tabs>
-                <w:tab w:val="center" w:pos="4419"/>
-                <w:tab w:val="right" w:pos="8838"/>
-                <w:tab w:val="left" w:pos="851"/>
-              </w:tabs>
-              <w:jc w:val="center"/>
-              <w:rPr>
-                <w:rFonts w:ascii="Arial" w:eastAsia="Arial" w:hAnsi="Arial" w:cs="Arial"/>
-                <w:color w:val="000000"/>
-              </w:rPr>
-            </w:pPr>
-            <w:r>
-              <w:rPr>
-                <w:rFonts w:ascii="Arial" w:eastAsia="Arial" w:hAnsi="Arial" w:cs="Arial"/>
-                <w:color w:val="000000"/>
-              </w:rPr>
-              <w:t>4</w:t>
-            </w:r>
-          </w:p>
-        </w:tc>
-        <w:tc>
-          <w:tcPr>
-            <w:tcW w:w="8376" w:type="dxa"/>
-          </w:tcPr>
-          <w:p>
-            <w:pPr>
-              <w:pBdr>
-                <w:top w:val="nil"/>
-                <w:left w:val="nil"/>
-                <w:bottom w:val="nil"/>
-                <w:right w:val="nil"/>
-                <w:between w:val="nil"/>
-              </w:pBdr>
-              <w:tabs>
-                <w:tab w:val="center" w:pos="4419"/>
-                <w:tab w:val="right" w:pos="8838"/>
-                <w:tab w:val="left" w:pos="851"/>
-              </w:tabs>
-              <w:rPr>
-                <w:rFonts w:ascii="Arial" w:eastAsia="Arial" w:hAnsi="Arial" w:cs="Arial"/>
-                <w:color w:val="000000"/>
-              </w:rPr>
-            </w:pPr>
-            <w:r>
-              <w:rPr>
-                <w:rFonts w:ascii="Arial" w:eastAsia="Arial" w:hAnsi="Arial" w:cs="Arial"/>
-                <w:color w:val="000000"/>
-              </w:rPr>
-              <w:t>Anotar el número de control del prestante de Servicio Social.</w:t>
-            </w:r>
-          </w:p>
-        </w:tc>
-      </w:tr>
-      <w:tr>
-        <w:tc>
-          <w:tcPr>
-            <w:tcW w:w="1689" w:type="dxa"/>
-          </w:tcPr>
-          <w:p>
-            <w:pPr>
-              <w:pBdr>
-                <w:top w:val="nil"/>
-                <w:left w:val="nil"/>
-                <w:bottom w:val="nil"/>
-                <w:right w:val="nil"/>
-                <w:between w:val="nil"/>
-              </w:pBdr>
-              <w:tabs>
-                <w:tab w:val="center" w:pos="4419"/>
-                <w:tab w:val="right" w:pos="8838"/>
-                <w:tab w:val="left" w:pos="851"/>
-              </w:tabs>
-              <w:jc w:val="center"/>
-              <w:rPr>
-                <w:rFonts w:ascii="Arial" w:eastAsia="Arial" w:hAnsi="Arial" w:cs="Arial"/>
-                <w:color w:val="000000"/>
-              </w:rPr>
-            </w:pPr>
-            <w:r>
-              <w:rPr>
-                <w:rFonts w:ascii="Arial" w:eastAsia="Arial" w:hAnsi="Arial" w:cs="Arial"/>
-                <w:color w:val="000000"/>
-              </w:rPr>
-              <w:t>5</w:t>
-            </w:r>
-          </w:p>
-        </w:tc>
-        <w:tc>
-          <w:tcPr>
-            <w:tcW w:w="8376" w:type="dxa"/>
-          </w:tcPr>
-          <w:p>
-            <w:pPr>
-              <w:pBdr>
-                <w:top w:val="nil"/>
-                <w:left w:val="nil"/>
-                <w:bottom w:val="nil"/>
-                <w:right w:val="nil"/>
-                <w:between w:val="nil"/>
-              </w:pBdr>
-              <w:tabs>
-                <w:tab w:val="center" w:pos="4419"/>
-                <w:tab w:val="right" w:pos="8838"/>
-                <w:tab w:val="left" w:pos="851"/>
-              </w:tabs>
-              <w:rPr>
-                <w:rFonts w:ascii="Arial" w:eastAsia="Arial" w:hAnsi="Arial" w:cs="Arial"/>
-                <w:color w:val="000000"/>
-              </w:rPr>
-            </w:pPr>
-            <w:r>
-              <w:rPr>
-                <w:rFonts w:ascii="Arial" w:eastAsia="Arial" w:hAnsi="Arial" w:cs="Arial"/>
-                <w:color w:val="000000"/>
-              </w:rPr>
-              <w:t>Anotar día, mes y año del periodo correspondiente al reporte.</w:t>
-            </w:r>
-          </w:p>
-        </w:tc>
-      </w:tr>
-      <w:tr>
-        <w:tc>
-          <w:tcPr>
-            <w:tcW w:w="1689" w:type="dxa"/>
-          </w:tcPr>
-          <w:p>
-            <w:pPr>
-              <w:pBdr>
-                <w:top w:val="nil"/>
-                <w:left w:val="nil"/>
-                <w:bottom w:val="nil"/>
-                <w:right w:val="nil"/>
-                <w:between w:val="nil"/>
-              </w:pBdr>
-              <w:tabs>
-                <w:tab w:val="center" w:pos="4419"/>
-                <w:tab w:val="right" w:pos="8838"/>
-                <w:tab w:val="left" w:pos="851"/>
-              </w:tabs>
-              <w:jc w:val="center"/>
-              <w:rPr>
-                <w:rFonts w:ascii="Arial" w:eastAsia="Arial" w:hAnsi="Arial" w:cs="Arial"/>
-                <w:color w:val="000000"/>
-              </w:rPr>
-            </w:pPr>
-            <w:r>
-              <w:rPr>
-                <w:rFonts w:ascii="Arial" w:eastAsia="Arial" w:hAnsi="Arial" w:cs="Arial"/>
-                <w:color w:val="000000"/>
-              </w:rPr>
-              <w:t>6</w:t>
-            </w:r>
-          </w:p>
-        </w:tc>
-        <w:tc>
-          <w:tcPr>
-            <w:tcW w:w="8376" w:type="dxa"/>
-          </w:tcPr>
-          <w:p>
-            <w:pPr>
-              <w:pBdr>
-                <w:top w:val="nil"/>
-                <w:left w:val="nil"/>
-                <w:bottom w:val="nil"/>
-                <w:right w:val="nil"/>
-                <w:between w:val="nil"/>
-              </w:pBdr>
-              <w:tabs>
-                <w:tab w:val="center" w:pos="4419"/>
-                <w:tab w:val="right" w:pos="8838"/>
-                <w:tab w:val="left" w:pos="851"/>
-              </w:tabs>
-              <w:rPr>
-                <w:rFonts w:ascii="Arial" w:eastAsia="Arial" w:hAnsi="Arial" w:cs="Arial"/>
-                <w:color w:val="000000"/>
-              </w:rPr>
-            </w:pPr>
-            <w:r>
-              <w:rPr>
-                <w:rFonts w:ascii="Arial" w:eastAsia="Arial" w:hAnsi="Arial" w:cs="Arial"/>
-                <w:color w:val="000000"/>
-              </w:rPr>
-              <w:t>Anotar el nombre de la dependencia u organismo donde el prestante realiza el Servicio Social.</w:t>
-            </w:r>
-          </w:p>
-        </w:tc>
-      </w:tr>
-      <w:tr>
-        <w:tc>
-          <w:tcPr>
-            <w:tcW w:w="1689" w:type="dxa"/>
-          </w:tcPr>
-          <w:p>
-            <w:pPr>
-              <w:pBdr>
-                <w:top w:val="nil"/>
-                <w:left w:val="nil"/>
-                <w:bottom w:val="nil"/>
-                <w:right w:val="nil"/>
-                <w:between w:val="nil"/>
-              </w:pBdr>
-              <w:tabs>
-                <w:tab w:val="center" w:pos="4419"/>
-                <w:tab w:val="right" w:pos="8838"/>
-                <w:tab w:val="left" w:pos="851"/>
-              </w:tabs>
-              <w:jc w:val="center"/>
-              <w:rPr>
-                <w:rFonts w:ascii="Arial" w:eastAsia="Arial" w:hAnsi="Arial" w:cs="Arial"/>
-                <w:color w:val="000000"/>
-              </w:rPr>
-            </w:pPr>
-            <w:r>
-              <w:rPr>
-                <w:rFonts w:ascii="Arial" w:eastAsia="Arial" w:hAnsi="Arial" w:cs="Arial"/>
-                <w:color w:val="000000"/>
-              </w:rPr>
-              <w:t>7</w:t>
-            </w:r>
-          </w:p>
-        </w:tc>
-        <w:tc>
-          <w:tcPr>
-            <w:tcW w:w="8376" w:type="dxa"/>
-          </w:tcPr>
-          <w:p>
-            <w:pPr>
-              <w:pBdr>
-                <w:top w:val="nil"/>
-                <w:left w:val="nil"/>
-                <w:bottom w:val="nil"/>
-                <w:right w:val="nil"/>
-                <w:between w:val="nil"/>
-              </w:pBdr>
-              <w:tabs>
-                <w:tab w:val="center" w:pos="4419"/>
-                <w:tab w:val="right" w:pos="8838"/>
-                <w:tab w:val="left" w:pos="851"/>
-              </w:tabs>
-              <w:rPr>
-                <w:rFonts w:ascii="Arial" w:eastAsia="Arial" w:hAnsi="Arial" w:cs="Arial"/>
-                <w:color w:val="000000"/>
-              </w:rPr>
-            </w:pPr>
-            <w:r>
-              <w:rPr>
-                <w:rFonts w:ascii="Arial" w:eastAsia="Arial" w:hAnsi="Arial" w:cs="Arial"/>
-                <w:color w:val="000000"/>
-              </w:rPr>
-              <w:t>Anotar el nombre del programa en el cual se encuentra inscrito el prestante de Servicio Social.</w:t>
-            </w:r>
-          </w:p>
-        </w:tc>
-      </w:tr>
-      <w:tr>
-        <w:tc>
-          <w:tcPr>
-            <w:tcW w:w="1689" w:type="dxa"/>
-          </w:tcPr>
-          <w:p>
-            <w:pPr>
-              <w:pBdr>
-                <w:top w:val="nil"/>
-                <w:left w:val="nil"/>
-                <w:bottom w:val="nil"/>
-                <w:right w:val="nil"/>
-                <w:between w:val="nil"/>
-              </w:pBdr>
-              <w:tabs>
-                <w:tab w:val="center" w:pos="4419"/>
-                <w:tab w:val="right" w:pos="8838"/>
-                <w:tab w:val="left" w:pos="851"/>
-              </w:tabs>
-              <w:jc w:val="center"/>
-              <w:rPr>
-                <w:rFonts w:ascii="Arial" w:eastAsia="Arial" w:hAnsi="Arial" w:cs="Arial"/>
-                <w:color w:val="000000"/>
-              </w:rPr>
-            </w:pPr>
-            <w:r>
-              <w:rPr>
-                <w:rFonts w:ascii="Arial" w:eastAsia="Arial" w:hAnsi="Arial" w:cs="Arial"/>
-                <w:color w:val="000000"/>
-              </w:rPr>
-              <w:t>8</w:t>
-            </w:r>
-          </w:p>
-        </w:tc>
-        <w:tc>
-          <w:tcPr>
-            <w:tcW w:w="8376" w:type="dxa"/>
-          </w:tcPr>
-          <w:p>
-            <w:pPr>
-              <w:pBdr>
-                <w:top w:val="nil"/>
-                <w:left w:val="nil"/>
-                <w:bottom w:val="nil"/>
-                <w:right w:val="nil"/>
-                <w:between w:val="nil"/>
-              </w:pBdr>
-              <w:tabs>
-                <w:tab w:val="center" w:pos="4419"/>
-                <w:tab w:val="right" w:pos="8838"/>
-                <w:tab w:val="left" w:pos="851"/>
-              </w:tabs>
-              <w:rPr>
-                <w:rFonts w:ascii="Arial" w:eastAsia="Arial" w:hAnsi="Arial" w:cs="Arial"/>
-                <w:color w:val="000000"/>
-              </w:rPr>
-            </w:pPr>
-            <w:r>
-              <w:rPr>
-                <w:rFonts w:ascii="Arial" w:eastAsia="Arial" w:hAnsi="Arial" w:cs="Arial"/>
-                <w:color w:val="000000"/>
-              </w:rPr>
-              <w:t>El Alumno/Prestante de Servicio Social, debe anotar las actividades que realizó durante el periodo indicado.</w:t>
-            </w:r>
-          </w:p>
-        </w:tc>
-      </w:tr>
-      <w:tr>
-        <w:tc>
-          <w:tcPr>
-            <w:tcW w:w="1689" w:type="dxa"/>
-          </w:tcPr>
-          <w:p>
-            <w:pPr>
-              <w:pBdr>
-                <w:top w:val="nil"/>
-                <w:left w:val="nil"/>
-                <w:bottom w:val="nil"/>
-                <w:right w:val="nil"/>
-                <w:between w:val="nil"/>
-              </w:pBdr>
-              <w:tabs>
-                <w:tab w:val="center" w:pos="4419"/>
-                <w:tab w:val="right" w:pos="8838"/>
-                <w:tab w:val="left" w:pos="851"/>
-              </w:tabs>
-              <w:jc w:val="center"/>
-              <w:rPr>
-                <w:rFonts w:ascii="Arial" w:eastAsia="Arial" w:hAnsi="Arial" w:cs="Arial"/>
-                <w:color w:val="000000"/>
-              </w:rPr>
-            </w:pPr>
-            <w:r>
-              <w:rPr>
-                <w:rFonts w:ascii="Arial" w:eastAsia="Arial" w:hAnsi="Arial" w:cs="Arial"/>
-                <w:color w:val="000000"/>
-              </w:rPr>
-              <w:t>9</w:t>
-            </w:r>
-          </w:p>
-        </w:tc>
-        <w:tc>
-          <w:tcPr>
-            <w:tcW w:w="8376" w:type="dxa"/>
-          </w:tcPr>
-          <w:p>
-            <w:pPr>
-              <w:pBdr>
-                <w:top w:val="nil"/>
-                <w:left w:val="nil"/>
-                <w:bottom w:val="nil"/>
-                <w:right w:val="nil"/>
-                <w:between w:val="nil"/>
-              </w:pBdr>
-              <w:tabs>
-                <w:tab w:val="center" w:pos="4419"/>
-                <w:tab w:val="right" w:pos="8838"/>
-                <w:tab w:val="left" w:pos="851"/>
-              </w:tabs>
-              <w:rPr>
-                <w:rFonts w:ascii="Arial" w:eastAsia="Arial" w:hAnsi="Arial" w:cs="Arial"/>
-                <w:color w:val="000000"/>
-              </w:rPr>
-            </w:pPr>
-            <w:r>
-              <w:rPr>
-                <w:rFonts w:ascii="Arial" w:eastAsia="Arial" w:hAnsi="Arial" w:cs="Arial"/>
-                <w:color w:val="000000"/>
-              </w:rPr>
-              <w:t>Se Anotar el número de horas que abarca este reporte.</w:t>
-            </w:r>
-          </w:p>
-        </w:tc>
-      </w:tr>
-      <w:tr>
-        <w:tc>
-          <w:tcPr>
-            <w:tcW w:w="1689" w:type="dxa"/>
-          </w:tcPr>
-          <w:p>
-            <w:pPr>
-              <w:pBdr>
-                <w:top w:val="nil"/>
-                <w:left w:val="nil"/>
-                <w:bottom w:val="nil"/>
-                <w:right w:val="nil"/>
-                <w:between w:val="nil"/>
-              </w:pBdr>
-              <w:tabs>
-                <w:tab w:val="center" w:pos="4419"/>
-                <w:tab w:val="right" w:pos="8838"/>
-                <w:tab w:val="left" w:pos="851"/>
-              </w:tabs>
-              <w:jc w:val="center"/>
-              <w:rPr>
-                <w:rFonts w:ascii="Arial" w:eastAsia="Arial" w:hAnsi="Arial" w:cs="Arial"/>
-                <w:color w:val="000000"/>
-              </w:rPr>
-            </w:pPr>
-            <w:r>
-              <w:rPr>
-                <w:rFonts w:ascii="Arial" w:eastAsia="Arial" w:hAnsi="Arial" w:cs="Arial"/>
-                <w:color w:val="000000"/>
-              </w:rPr>
-              <w:t>10</w:t>
-            </w:r>
-          </w:p>
-        </w:tc>
-        <w:tc>
-          <w:tcPr>
-            <w:tcW w:w="8376" w:type="dxa"/>
-          </w:tcPr>
-          <w:p>
-            <w:pPr>
-              <w:pBdr>
-                <w:top w:val="nil"/>
-                <w:left w:val="nil"/>
-                <w:bottom w:val="nil"/>
-                <w:right w:val="nil"/>
-                <w:between w:val="nil"/>
-              </w:pBdr>
-              <w:tabs>
-                <w:tab w:val="center" w:pos="4419"/>
-                <w:tab w:val="right" w:pos="8838"/>
-                <w:tab w:val="left" w:pos="851"/>
-              </w:tabs>
-              <w:rPr>
-                <w:rFonts w:ascii="Arial" w:eastAsia="Arial" w:hAnsi="Arial" w:cs="Arial"/>
-                <w:color w:val="000000"/>
-              </w:rPr>
-            </w:pPr>
-            <w:r>
-              <w:rPr>
-                <w:rFonts w:ascii="Arial" w:eastAsia="Arial" w:hAnsi="Arial" w:cs="Arial"/>
-                <w:color w:val="000000"/>
-              </w:rPr>
-              <w:t>Anotar el número total de horas acumuladas desde el inicio a la fecha.</w:t>
-            </w:r>
-          </w:p>
-        </w:tc>
-      </w:tr>
-      <w:tr>
-        <w:tc>
-          <w:tcPr>
-            <w:tcW w:w="1689" w:type="dxa"/>
-          </w:tcPr>
-          <w:p>
-            <w:pPr>
-              <w:pBdr>
-                <w:top w:val="nil"/>
-                <w:left w:val="nil"/>
-                <w:bottom w:val="nil"/>
-                <w:right w:val="nil"/>
-                <w:between w:val="nil"/>
-              </w:pBdr>
-              <w:tabs>
-                <w:tab w:val="center" w:pos="4419"/>
-                <w:tab w:val="right" w:pos="8838"/>
-                <w:tab w:val="left" w:pos="851"/>
-              </w:tabs>
-              <w:jc w:val="center"/>
-              <w:rPr>
-                <w:rFonts w:ascii="Arial" w:eastAsia="Arial" w:hAnsi="Arial" w:cs="Arial"/>
-                <w:color w:val="000000"/>
-              </w:rPr>
-            </w:pPr>
-            <w:r>
-              <w:rPr>
-                <w:rFonts w:ascii="Arial" w:eastAsia="Arial" w:hAnsi="Arial" w:cs="Arial"/>
-                <w:color w:val="000000"/>
-              </w:rPr>
-              <w:t>11</w:t>
-            </w:r>
-          </w:p>
-        </w:tc>
-        <w:tc>
-          <w:tcPr>
-            <w:tcW w:w="8376" w:type="dxa"/>
-          </w:tcPr>
-          <w:p>
-            <w:pPr>
-              <w:pBdr>
-                <w:top w:val="nil"/>
-                <w:left w:val="nil"/>
-                <w:bottom w:val="nil"/>
-                <w:right w:val="nil"/>
-                <w:between w:val="nil"/>
-              </w:pBdr>
-              <w:tabs>
-                <w:tab w:val="center" w:pos="4419"/>
-                <w:tab w:val="right" w:pos="8838"/>
-                <w:tab w:val="left" w:pos="851"/>
-              </w:tabs>
-              <w:rPr>
-                <w:rFonts w:ascii="Arial" w:eastAsia="Arial" w:hAnsi="Arial" w:cs="Arial"/>
-                <w:color w:val="000000"/>
-              </w:rPr>
-            </w:pPr>
-            <w:r>
-              <w:rPr>
-                <w:rFonts w:ascii="Arial" w:eastAsia="Arial" w:hAnsi="Arial" w:cs="Arial"/>
-                <w:color w:val="000000"/>
-              </w:rPr>
-              <w:t>Anotar el nombre, puesto y firma del supervisor del estudiante/Prestante de Servicio Social o del área del Organismo en donde lo realiza.</w:t>
-            </w:r>
-          </w:p>
-        </w:tc>
-      </w:tr>
-      <w:tr>
-        <w:tc>
-          <w:tcPr>
-            <w:tcW w:w="1689" w:type="dxa"/>
-          </w:tcPr>
-          <w:p>
-            <w:pPr>
-              <w:pBdr>
-                <w:top w:val="nil"/>
-                <w:left w:val="nil"/>
-                <w:bottom w:val="nil"/>
-                <w:right w:val="nil"/>
-                <w:between w:val="nil"/>
-              </w:pBdr>
-              <w:tabs>
-                <w:tab w:val="center" w:pos="4419"/>
-                <w:tab w:val="right" w:pos="8838"/>
-                <w:tab w:val="left" w:pos="851"/>
-              </w:tabs>
-              <w:jc w:val="center"/>
-              <w:rPr>
-                <w:rFonts w:ascii="Arial" w:eastAsia="Arial" w:hAnsi="Arial" w:cs="Arial"/>
-                <w:color w:val="000000"/>
-              </w:rPr>
-            </w:pPr>
-            <w:r>
-              <w:rPr>
-                <w:rFonts w:ascii="Arial" w:eastAsia="Arial" w:hAnsi="Arial" w:cs="Arial"/>
-                <w:color w:val="000000"/>
-              </w:rPr>
-              <w:t>12</w:t>
-            </w:r>
-          </w:p>
-        </w:tc>
-        <w:tc>
-          <w:tcPr>
-            <w:tcW w:w="8376" w:type="dxa"/>
-          </w:tcPr>
-          <w:p>
-            <w:pPr>
-              <w:pBdr>
-                <w:top w:val="nil"/>
-                <w:left w:val="nil"/>
-                <w:bottom w:val="nil"/>
-                <w:right w:val="nil"/>
-                <w:between w:val="nil"/>
-              </w:pBdr>
-              <w:tabs>
-                <w:tab w:val="center" w:pos="4419"/>
-                <w:tab w:val="right" w:pos="8838"/>
-                <w:tab w:val="left" w:pos="851"/>
-              </w:tabs>
-              <w:rPr>
-                <w:rFonts w:ascii="Arial" w:eastAsia="Arial" w:hAnsi="Arial" w:cs="Arial"/>
-                <w:color w:val="000000"/>
-              </w:rPr>
-            </w:pPr>
-            <w:r>
-              <w:rPr>
-                <w:rFonts w:ascii="Arial" w:eastAsia="Arial" w:hAnsi="Arial" w:cs="Arial"/>
-                <w:color w:val="000000"/>
-              </w:rPr>
-              <w:t>La oficina donde el estudiante/Prestante realiza su Servicio Social deberá sellar este Reporte.</w:t>
-            </w:r>
-          </w:p>
-        </w:tc>
-      </w:tr>
-      <w:tr>
-        <w:tc>
-          <w:tcPr>
-            <w:tcW w:w="1689" w:type="dxa"/>
-          </w:tcPr>
-          <w:p>
-            <w:pPr>
-              <w:pBdr>
-                <w:top w:val="nil"/>
-                <w:left w:val="nil"/>
-                <w:bottom w:val="nil"/>
-                <w:right w:val="nil"/>
-                <w:between w:val="nil"/>
-              </w:pBdr>
-              <w:tabs>
-                <w:tab w:val="center" w:pos="4419"/>
-                <w:tab w:val="right" w:pos="8838"/>
-                <w:tab w:val="left" w:pos="851"/>
-              </w:tabs>
-              <w:jc w:val="center"/>
-              <w:rPr>
-                <w:rFonts w:ascii="Arial" w:eastAsia="Arial" w:hAnsi="Arial" w:cs="Arial"/>
-                <w:color w:val="000000"/>
-              </w:rPr>
-            </w:pPr>
-            <w:r>
-              <w:rPr>
-                <w:rFonts w:ascii="Arial" w:eastAsia="Arial" w:hAnsi="Arial" w:cs="Arial"/>
-                <w:color w:val="000000"/>
-              </w:rPr>
-              <w:t>13</w:t>
-            </w:r>
-          </w:p>
-        </w:tc>
-        <w:tc>
-          <w:tcPr>
-            <w:tcW w:w="8376" w:type="dxa"/>
-          </w:tcPr>
-          <w:p>
-            <w:pPr>
-              <w:pBdr>
-                <w:top w:val="nil"/>
-                <w:left w:val="nil"/>
-                <w:bottom w:val="nil"/>
-                <w:right w:val="nil"/>
-                <w:between w:val="nil"/>
-              </w:pBdr>
-              <w:tabs>
-                <w:tab w:val="center" w:pos="4419"/>
-                <w:tab w:val="right" w:pos="8838"/>
-                <w:tab w:val="left" w:pos="851"/>
-              </w:tabs>
-              <w:rPr>
-                <w:rFonts w:ascii="Arial" w:eastAsia="Arial" w:hAnsi="Arial" w:cs="Arial"/>
-                <w:color w:val="000000"/>
-              </w:rPr>
-            </w:pPr>
-            <w:r>
-              <w:rPr>
-                <w:rFonts w:ascii="Arial" w:eastAsia="Arial" w:hAnsi="Arial" w:cs="Arial"/>
-                <w:color w:val="000000"/>
-              </w:rPr>
-              <w:t>Este Reporte deberá contar con la firma del interesado (estudiante/Prestante de Servicio Social).</w:t>
-            </w:r>
-          </w:p>
-        </w:tc>
-      </w:tr>
-      <w:tr>
-        <w:tc>
-          <w:tcPr>
-            <w:tcW w:w="1689" w:type="dxa"/>
-          </w:tcPr>
-          <w:p>
-            <w:pPr>
-              <w:pBdr>
-                <w:top w:val="nil"/>
-                <w:left w:val="nil"/>
-                <w:bottom w:val="nil"/>
-                <w:right w:val="nil"/>
-                <w:between w:val="nil"/>
-              </w:pBdr>
-              <w:tabs>
-                <w:tab w:val="center" w:pos="4419"/>
-                <w:tab w:val="right" w:pos="8838"/>
-                <w:tab w:val="left" w:pos="851"/>
-              </w:tabs>
-              <w:jc w:val="center"/>
-              <w:rPr>
-                <w:rFonts w:ascii="Arial" w:eastAsia="Arial" w:hAnsi="Arial" w:cs="Arial"/>
-                <w:color w:val="000000"/>
-              </w:rPr>
-            </w:pPr>
-            <w:r>
-              <w:rPr>
-                <w:rFonts w:ascii="Arial" w:eastAsia="Arial" w:hAnsi="Arial" w:cs="Arial"/>
-                <w:color w:val="000000"/>
-              </w:rPr>
-              <w:t>14</w:t>
-            </w:r>
-          </w:p>
-        </w:tc>
-        <w:tc>
-          <w:tcPr>
-            <w:tcW w:w="8376" w:type="dxa"/>
-          </w:tcPr>
-          <w:p>
-            <w:pPr>
-              <w:pBdr>
-                <w:top w:val="nil"/>
-                <w:left w:val="nil"/>
-                <w:bottom w:val="nil"/>
-                <w:right w:val="nil"/>
-                <w:between w:val="nil"/>
-              </w:pBdr>
-              <w:tabs>
-                <w:tab w:val="center" w:pos="4419"/>
-                <w:tab w:val="right" w:pos="8838"/>
-                <w:tab w:val="left" w:pos="851"/>
-              </w:tabs>
-              <w:rPr>
-                <w:rFonts w:ascii="Arial" w:eastAsia="Arial" w:hAnsi="Arial" w:cs="Arial"/>
-                <w:color w:val="000000"/>
-              </w:rPr>
-            </w:pPr>
-            <w:r>
-              <w:rPr>
-                <w:rFonts w:ascii="Arial" w:eastAsia="Arial" w:hAnsi="Arial" w:cs="Arial"/>
-                <w:color w:val="000000"/>
-              </w:rPr>
-              <w:t xml:space="preserve">El titular de la Oficina de Servicio Social, deberá firmar este reporte.</w:t>
-            </w:r>
-          </w:p>
-        </w:tc>
-      </w:tr>
-    </w:tbl>
+    </w:p>
     <w:p>
       <w:pPr>
         <w:pBdr>
@@ -1950,27 +906,6 @@
           <w:tab w:val="right" w:pos="8838"/>
           <w:tab w:val="left" w:pos="851"/>
         </w:tabs>
-        <w:jc w:val="center"/>
-        <w:rPr>
-          <w:rFonts w:ascii="Arial" w:eastAsia="Arial" w:hAnsi="Arial" w:cs="Arial"/>
-          <w:color w:val="000000"/>
-        </w:rPr>
-      </w:pPr>
-    </w:p>
-    <w:p>
-      <w:pPr>
-        <w:pBdr>
-          <w:top w:val="nil"/>
-          <w:left w:val="nil"/>
-          <w:bottom w:val="nil"/>
-          <w:right w:val="nil"/>
-          <w:between w:val="nil"/>
-        </w:pBdr>
-        <w:tabs>
-          <w:tab w:val="center" w:pos="4419"/>
-          <w:tab w:val="right" w:pos="8838"/>
-          <w:tab w:val="left" w:pos="851"/>
-        </w:tabs>
         <w:rPr>
           <w:rFonts w:ascii="Arial" w:eastAsia="Arial" w:hAnsi="Arial" w:cs="Arial"/>
           <w:color w:val="000000"/>
@@ -1989,7 +924,7 @@
 </file>
 
 <file path=word/endnotes.xml><?xml version="1.0" encoding="utf-8"?>
-<w:endnotes xmlns:wpc="http://schemas.microsoft.com/office/word/2010/wordprocessingCanvas" xmlns:cx="http://schemas.microsoft.com/office/drawing/2014/chartex" xmlns:cx1="http://schemas.microsoft.com/office/drawing/2015/9/8/chartex" xmlns:cx2="http://schemas.microsoft.com/office/drawing/2015/10/21/chartex" xmlns:cx3="http://schemas.microsoft.com/office/drawing/2016/5/9/chartex" xmlns:cx4="http://schemas.microsoft.com/office/drawing/2016/5/10/chartex" xmlns:cx5="http://schemas.microsoft.com/office/drawing/2016/5/11/chartex" xmlns:cx6="http://schemas.microsoft.com/office/drawing/2016/5/12/chartex" xmlns:cx7="http://schemas.microsoft.com/office/drawing/2016/5/13/chartex" xmlns:cx8="http://schemas.microsoft.com/office/drawing/2016/5/14/chartex" xmlns:mc="http://schemas.openxmlformats.org/markup-compatibility/2006" xmlns:aink="http://schemas.microsoft.com/office/drawing/2016/ink" xmlns:am3d="http://schemas.microsoft.com/office/drawing/2017/model3d" xmlns:o="urn:schemas-microsoft-com:office:office" xmlns:oel="http://schemas.microsoft.com/office/2019/extlst" xmlns:r="http://schemas.openxmlformats.org/officeDocument/2006/relationships" xmlns:m="http://schemas.openxmlformats.org/officeDocument/2006/math" xmlns:v="urn:schemas-microsoft-com:vml" xmlns:wp14="http://schemas.microsoft.com/office/word/2010/wordprocessingDrawing" xmlns:wp="http://schemas.openxmlformats.org/drawingml/2006/wordprocessingDrawing" xmlns:w10="urn:schemas-microsoft-com:office:word" xmlns:w="http://schemas.openxmlformats.org/wordprocessingml/2006/main" xmlns:w14="http://schemas.microsoft.com/office/word/2010/wordml" xmlns:w15="http://schemas.microsoft.com/office/word/2012/wordml" xmlns:w16cex="http://schemas.microsoft.com/office/word/2018/wordml/cex" xmlns:w16cid="http://schemas.microsoft.com/office/word/2016/wordml/cid" xmlns:w16="http://schemas.microsoft.com/office/word/2018/wordml" xmlns:w16du="http://schemas.microsoft.com/office/word/2023/wordml/word16du" xmlns:w16sdtdh="http://schemas.microsoft.com/office/word/2020/wordml/sdtdatahash" xmlns:w16sdtfl="http://schemas.microsoft.com/office/word/2024/wordml/sdtformatlock" xmlns:w16se="http://schemas.microsoft.com/office/word/2015/wordml/symex" xmlns:wpg="http://schemas.microsoft.com/office/word/2010/wordprocessingGroup" xmlns:wpi="http://schemas.microsoft.com/office/word/2010/wordprocessingInk" xmlns:wne="http://schemas.microsoft.com/office/word/2006/wordml" xmlns:wps="http://schemas.microsoft.com/office/word/2010/wordprocessingShape" mc:Ignorable="w14 w15 w16se w16cid w16 w16cex w16sdtdh w16sdtfl w16du wp14">
+<w:endnotes xmlns:wpc="http://schemas.microsoft.com/office/word/2010/wordprocessingCanvas" xmlns:mc="http://schemas.openxmlformats.org/markup-compatibility/2006" xmlns:o="urn:schemas-microsoft-com:office:office" xmlns:r="http://schemas.openxmlformats.org/officeDocument/2006/relationships" xmlns:m="http://schemas.openxmlformats.org/officeDocument/2006/math" xmlns:v="urn:schemas-microsoft-com:vml" xmlns:wp14="http://schemas.microsoft.com/office/word/2010/wordprocessingDrawing" xmlns:wp="http://schemas.openxmlformats.org/drawingml/2006/wordprocessingDrawing" xmlns:w10="urn:schemas-microsoft-com:office:word" xmlns:w="http://schemas.openxmlformats.org/wordprocessingml/2006/main" xmlns:w14="http://schemas.microsoft.com/office/word/2010/wordml" xmlns:w15="http://schemas.microsoft.com/office/word/2012/wordml" xmlns:wpg="http://schemas.microsoft.com/office/word/2010/wordprocessingGroup" xmlns:wpi="http://schemas.microsoft.com/office/word/2010/wordprocessingInk" xmlns:wne="http://schemas.microsoft.com/office/word/2006/wordml" xmlns:wps="http://schemas.microsoft.com/office/word/2010/wordprocessingShape" mc:Ignorable="w14 w15 wp14">
   <w:endnote w:type="separator" w:id="-1">
     <w:p>
       <w:r>
@@ -2008,7 +943,7 @@
 </file>
 
 <file path=word/footnotes.xml><?xml version="1.0" encoding="utf-8"?>
-<w:footnotes xmlns:wpc="http://schemas.microsoft.com/office/word/2010/wordprocessingCanvas" xmlns:cx="http://schemas.microsoft.com/office/drawing/2014/chartex" xmlns:cx1="http://schemas.microsoft.com/office/drawing/2015/9/8/chartex" xmlns:cx2="http://schemas.microsoft.com/office/drawing/2015/10/21/chartex" xmlns:cx3="http://schemas.microsoft.com/office/drawing/2016/5/9/chartex" xmlns:cx4="http://schemas.microsoft.com/office/drawing/2016/5/10/chartex" xmlns:cx5="http://schemas.microsoft.com/office/drawing/2016/5/11/chartex" xmlns:cx6="http://schemas.microsoft.com/office/drawing/2016/5/12/chartex" xmlns:cx7="http://schemas.microsoft.com/office/drawing/2016/5/13/chartex" xmlns:cx8="http://schemas.microsoft.com/office/drawing/2016/5/14/chartex" xmlns:mc="http://schemas.openxmlformats.org/markup-compatibility/2006" xmlns:aink="http://schemas.microsoft.com/office/drawing/2016/ink" xmlns:am3d="http://schemas.microsoft.com/office/drawing/2017/model3d" xmlns:o="urn:schemas-microsoft-com:office:office" xmlns:oel="http://schemas.microsoft.com/office/2019/extlst" xmlns:r="http://schemas.openxmlformats.org/officeDocument/2006/relationships" xmlns:m="http://schemas.openxmlformats.org/officeDocument/2006/math" xmlns:v="urn:schemas-microsoft-com:vml" xmlns:wp14="http://schemas.microsoft.com/office/word/2010/wordprocessingDrawing" xmlns:wp="http://schemas.openxmlformats.org/drawingml/2006/wordprocessingDrawing" xmlns:w10="urn:schemas-microsoft-com:office:word" xmlns:w="http://schemas.openxmlformats.org/wordprocessingml/2006/main" xmlns:w14="http://schemas.microsoft.com/office/word/2010/wordml" xmlns:w15="http://schemas.microsoft.com/office/word/2012/wordml" xmlns:w16cex="http://schemas.microsoft.com/office/word/2018/wordml/cex" xmlns:w16cid="http://schemas.microsoft.com/office/word/2016/wordml/cid" xmlns:w16="http://schemas.microsoft.com/office/word/2018/wordml" xmlns:w16du="http://schemas.microsoft.com/office/word/2023/wordml/word16du" xmlns:w16sdtdh="http://schemas.microsoft.com/office/word/2020/wordml/sdtdatahash" xmlns:w16sdtfl="http://schemas.microsoft.com/office/word/2024/wordml/sdtformatlock" xmlns:w16se="http://schemas.microsoft.com/office/word/2015/wordml/symex" xmlns:wpg="http://schemas.microsoft.com/office/word/2010/wordprocessingGroup" xmlns:wpi="http://schemas.microsoft.com/office/word/2010/wordprocessingInk" xmlns:wne="http://schemas.microsoft.com/office/word/2006/wordml" xmlns:wps="http://schemas.microsoft.com/office/word/2010/wordprocessingShape" mc:Ignorable="w14 w15 w16se w16cid w16 w16cex w16sdtdh w16sdtfl w16du wp14">
+<w:footnotes xmlns:wpc="http://schemas.microsoft.com/office/word/2010/wordprocessingCanvas" xmlns:mc="http://schemas.openxmlformats.org/markup-compatibility/2006" xmlns:o="urn:schemas-microsoft-com:office:office" xmlns:r="http://schemas.openxmlformats.org/officeDocument/2006/relationships" xmlns:m="http://schemas.openxmlformats.org/officeDocument/2006/math" xmlns:v="urn:schemas-microsoft-com:vml" xmlns:wp14="http://schemas.microsoft.com/office/word/2010/wordprocessingDrawing" xmlns:wp="http://schemas.openxmlformats.org/drawingml/2006/wordprocessingDrawing" xmlns:w10="urn:schemas-microsoft-com:office:word" xmlns:w="http://schemas.openxmlformats.org/wordprocessingml/2006/main" xmlns:w14="http://schemas.microsoft.com/office/word/2010/wordml" xmlns:w15="http://schemas.microsoft.com/office/word/2012/wordml" xmlns:wpg="http://schemas.microsoft.com/office/word/2010/wordprocessingGroup" xmlns:wpi="http://schemas.microsoft.com/office/word/2010/wordprocessingInk" xmlns:wne="http://schemas.microsoft.com/office/word/2006/wordml" xmlns:wps="http://schemas.microsoft.com/office/word/2010/wordprocessingShape" mc:Ignorable="w14 w15 wp14">
   <w:footnote w:type="separator" w:id="-1">
     <w:p>
       <w:r>
@@ -2027,7 +962,7 @@
 </file>
 
 <file path=word/header1.xml><?xml version="1.0" encoding="utf-8"?>
-<w:hdr xmlns:wpc="http://schemas.microsoft.com/office/word/2010/wordprocessingCanvas" xmlns:cx="http://schemas.microsoft.com/office/drawing/2014/chartex" xmlns:cx1="http://schemas.microsoft.com/office/drawing/2015/9/8/chartex" xmlns:cx2="http://schemas.microsoft.com/office/drawing/2015/10/21/chartex" xmlns:cx3="http://schemas.microsoft.com/office/drawing/2016/5/9/chartex" xmlns:cx4="http://schemas.microsoft.com/office/drawing/2016/5/10/chartex" xmlns:cx5="http://schemas.microsoft.com/office/drawing/2016/5/11/chartex" xmlns:cx6="http://schemas.microsoft.com/office/drawing/2016/5/12/chartex" xmlns:cx7="http://schemas.microsoft.com/office/drawing/2016/5/13/chartex" xmlns:cx8="http://schemas.microsoft.com/office/drawing/2016/5/14/chartex" xmlns:mc="http://schemas.openxmlformats.org/markup-compatibility/2006" xmlns:aink="http://schemas.microsoft.com/office/drawing/2016/ink" xmlns:am3d="http://schemas.microsoft.com/office/drawing/2017/model3d" xmlns:o="urn:schemas-microsoft-com:office:office" xmlns:oel="http://schemas.microsoft.com/office/2019/extlst" xmlns:r="http://schemas.openxmlformats.org/officeDocument/2006/relationships" xmlns:m="http://schemas.openxmlformats.org/officeDocument/2006/math" xmlns:v="urn:schemas-microsoft-com:vml" xmlns:wp14="http://schemas.microsoft.com/office/word/2010/wordprocessingDrawing" xmlns:wp="http://schemas.openxmlformats.org/drawingml/2006/wordprocessingDrawing" xmlns:w10="urn:schemas-microsoft-com:office:word" xmlns:w="http://schemas.openxmlformats.org/wordprocessingml/2006/main" xmlns:w14="http://schemas.microsoft.com/office/word/2010/wordml" xmlns:w15="http://schemas.microsoft.com/office/word/2012/wordml" xmlns:w16cex="http://schemas.microsoft.com/office/word/2018/wordml/cex" xmlns:w16cid="http://schemas.microsoft.com/office/word/2016/wordml/cid" xmlns:w16="http://schemas.microsoft.com/office/word/2018/wordml" xmlns:w16du="http://schemas.microsoft.com/office/word/2023/wordml/word16du" xmlns:w16sdtdh="http://schemas.microsoft.com/office/word/2020/wordml/sdtdatahash" xmlns:w16sdtfl="http://schemas.microsoft.com/office/word/2024/wordml/sdtformatlock" xmlns:w16se="http://schemas.microsoft.com/office/word/2015/wordml/symex" xmlns:wpg="http://schemas.microsoft.com/office/word/2010/wordprocessingGroup" xmlns:wpi="http://schemas.microsoft.com/office/word/2010/wordprocessingInk" xmlns:wne="http://schemas.microsoft.com/office/word/2006/wordml" xmlns:wps="http://schemas.microsoft.com/office/word/2010/wordprocessingShape" mc:Ignorable="w14 w15 w16se w16cid w16 w16cex w16sdtdh w16sdtfl w16du wp14">
+<w:hdr xmlns:wpc="http://schemas.microsoft.com/office/word/2010/wordprocessingCanvas" xmlns:mc="http://schemas.openxmlformats.org/markup-compatibility/2006" xmlns:o="urn:schemas-microsoft-com:office:office" xmlns:r="http://schemas.openxmlformats.org/officeDocument/2006/relationships" xmlns:m="http://schemas.openxmlformats.org/officeDocument/2006/math" xmlns:v="urn:schemas-microsoft-com:vml" xmlns:wp14="http://schemas.microsoft.com/office/word/2010/wordprocessingDrawing" xmlns:wp="http://schemas.openxmlformats.org/drawingml/2006/wordprocessingDrawing" xmlns:w10="urn:schemas-microsoft-com:office:word" xmlns:w="http://schemas.openxmlformats.org/wordprocessingml/2006/main" xmlns:w14="http://schemas.microsoft.com/office/word/2010/wordml" xmlns:w15="http://schemas.microsoft.com/office/word/2012/wordml" xmlns:wpg="http://schemas.microsoft.com/office/word/2010/wordprocessingGroup" xmlns:wpi="http://schemas.microsoft.com/office/word/2010/wordprocessingInk" xmlns:wne="http://schemas.microsoft.com/office/word/2006/wordml" xmlns:wps="http://schemas.microsoft.com/office/word/2010/wordprocessingShape" mc:Ignorable="w14 w15 wp14">
   <w:p>
     <w:pPr>
       <w:widowControl w:val="0"/>
@@ -2104,6 +1039,7 @@
           <w:r>
             <w:rPr>
               <w:noProof/>
+              <w:lang w:val="es-MX"/>
             </w:rPr>
             <w:drawing>
               <wp:anchor distT="0" distB="0" distL="114300" distR="114300" simplePos="0" relativeHeight="251658240" behindDoc="0" locked="0" layoutInCell="1" hidden="0" allowOverlap="1" wp14:anchorId="484F7C38" wp14:editId="2C5D5E6A">
@@ -2501,7 +1437,7 @@
               <w:sz w:val="22"/>
               <w:szCs w:val="22"/>
             </w:rPr>
-            <w:t>2</w:t>
+            <w:t>1</w:t>
           </w:r>
           <w:r>
             <w:rPr>
@@ -2539,7 +1475,7 @@
 </file>
 
 <file path=word/styles.xml><?xml version="1.0" encoding="utf-8"?>
-<w:styles xmlns:mc="http://schemas.openxmlformats.org/markup-compatibility/2006" xmlns:r="http://schemas.openxmlformats.org/officeDocument/2006/relationships" xmlns:w="http://schemas.openxmlformats.org/wordprocessingml/2006/main" xmlns:w14="http://schemas.microsoft.com/office/word/2010/wordml" xmlns:w15="http://schemas.microsoft.com/office/word/2012/wordml" xmlns:w16cex="http://schemas.microsoft.com/office/word/2018/wordml/cex" xmlns:w16cid="http://schemas.microsoft.com/office/word/2016/wordml/cid" xmlns:w16="http://schemas.microsoft.com/office/word/2018/wordml" xmlns:w16du="http://schemas.microsoft.com/office/word/2023/wordml/word16du" xmlns:w16sdtdh="http://schemas.microsoft.com/office/word/2020/wordml/sdtdatahash" xmlns:w16sdtfl="http://schemas.microsoft.com/office/word/2024/wordml/sdtformatlock" xmlns:w16se="http://schemas.microsoft.com/office/word/2015/wordml/symex" mc:Ignorable="w14 w15 w16se w16cid w16 w16cex w16sdtdh w16sdtfl w16du">
+<w:styles xmlns:mc="http://schemas.openxmlformats.org/markup-compatibility/2006" xmlns:r="http://schemas.openxmlformats.org/officeDocument/2006/relationships" xmlns:w="http://schemas.openxmlformats.org/wordprocessingml/2006/main" xmlns:w14="http://schemas.microsoft.com/office/word/2010/wordml" xmlns:w15="http://schemas.microsoft.com/office/word/2012/wordml" mc:Ignorable="w14 w15">
   <w:docDefaults>
     <w:rPrDefault>
       <w:rPr>
@@ -2549,7 +1485,7 @@
     </w:rPrDefault>
     <w:pPrDefault/>
   </w:docDefaults>
-  <w:latentStyles w:defLockedState="0" w:defUIPriority="99" w:defSemiHidden="0" w:defUnhideWhenUsed="0" w:defQFormat="0" w:count="376">
+  <w:latentStyles w:defLockedState="0" w:defUIPriority="99" w:defSemiHidden="0" w:defUnhideWhenUsed="0" w:defQFormat="0" w:count="371">
     <w:lsdException w:name="Normal" w:uiPriority="0" w:qFormat="1"/>
     <w:lsdException w:name="heading 1" w:uiPriority="9" w:qFormat="1"/>
     <w:lsdException w:name="heading 2" w:semiHidden="1" w:uiPriority="9" w:unhideWhenUsed="1" w:qFormat="1"/>
@@ -2921,11 +1857,6 @@
     <w:lsdException w:name="List Table 5 Dark Accent 6" w:uiPriority="50"/>
     <w:lsdException w:name="List Table 6 Colorful Accent 6" w:uiPriority="51"/>
     <w:lsdException w:name="List Table 7 Colorful Accent 6" w:uiPriority="52"/>
-    <w:lsdException w:name="Mention" w:semiHidden="1" w:unhideWhenUsed="1"/>
-    <w:lsdException w:name="Smart Hyperlink" w:semiHidden="1" w:unhideWhenUsed="1"/>
-    <w:lsdException w:name="Hashtag" w:semiHidden="1" w:unhideWhenUsed="1"/>
-    <w:lsdException w:name="Unresolved Mention" w:semiHidden="1" w:unhideWhenUsed="1"/>
-    <w:lsdException w:name="Smart Link" w:semiHidden="1" w:unhideWhenUsed="1"/>
   </w:latentStyles>
   <w:style w:type="paragraph" w:default="1" w:styleId="Normal">
     <w:name w:val="Normal"/>
@@ -2973,7 +1904,7 @@
       <w:autoSpaceDN w:val="0"/>
       <w:adjustRightInd w:val="0"/>
       <w:spacing w:line="1" w:lineRule="atLeast"/>
-      <w:ind w:leftChars="-1" w:left="708" w:hangingChars="1" w:firstLine="708"/>
+      <w:ind w:leftChars="-1" w:left="708" w:hangingChars="1" w:hanging="1"/>
       <w:textDirection w:val="btLr"/>
       <w:textAlignment w:val="baseline"/>
       <w:outlineLvl w:val="1"/>
@@ -3082,7 +2013,7 @@
       <w:autoSpaceDN w:val="0"/>
       <w:adjustRightInd w:val="0"/>
       <w:spacing w:line="1" w:lineRule="atLeast"/>
-      <w:ind w:leftChars="-1" w:left="2127" w:hangingChars="1" w:firstLine="709"/>
+      <w:ind w:leftChars="-1" w:left="2127" w:hangingChars="1" w:hanging="1"/>
       <w:textDirection w:val="btLr"/>
       <w:textAlignment w:val="baseline"/>
       <w:outlineLvl w:val="5"/>
@@ -3133,7 +2064,7 @@
       <w:autoSpaceDN w:val="0"/>
       <w:adjustRightInd w:val="0"/>
       <w:spacing w:line="1" w:lineRule="atLeast"/>
-      <w:ind w:leftChars="-1" w:left="-1" w:hangingChars="1" w:firstLine="1418"/>
+      <w:ind w:leftChars="-1" w:left="-1" w:hangingChars="1" w:hanging="1"/>
       <w:textDirection w:val="btLr"/>
       <w:textAlignment w:val="baseline"/>
       <w:outlineLvl w:val="7"/>
@@ -3183,7 +2114,7 @@
       </w:tblCellMar>
     </w:tblPr>
   </w:style>
-  <w:style w:type="paragraph" w:styleId="Ttulo">
+  <w:style w:type="paragraph" w:styleId="Puesto">
     <w:name w:val="Title"/>
     <w:basedOn w:val="Normal"/>
     <w:next w:val="Normal"/>
